--- a/重构版论文_v4_20260915/Highlights_v4.docx
+++ b/重构版论文_v4_20260915/Highlights_v4.docx
@@ -16,7 +16,7 @@
         <w:pStyle w:val="ListBullet"/>
       </w:pPr>
       <w:r>
-        <w:t>Conditional ensemble weighting is equivalent to equal voting within 0.005 Macro-F1.</w:t>
+        <w:t>Weighting matches equal voting on capped data but loses 0.005533 on the full corpus.</w:t>
       </w:r>
     </w:p>
     <w:p>
@@ -24,7 +24,7 @@
         <w:pStyle w:val="ListBullet"/>
       </w:pPr>
       <w:r>
-        <w:t>Across ten seeds the per-seed sign splits five to five, with no advantage.</w:t>
+        <w:t>Across ten seeds on the primary population the sign splits five to five.</w:t>
       </w:r>
     </w:p>
     <w:p>
@@ -65,7 +65,7 @@
         <w:pStyle w:val="ListBullet"/>
       </w:pPr>
       <w:r>
-        <w:t>条件集成加权与等权投票在 0.005 Macro-F1 边界内等价。</w:t>
+        <w:t>条件加权在截断总体上与等权持平，全语料上反而落后 0.005533。</w:t>
       </w:r>
     </w:p>
     <w:p>
@@ -73,7 +73,7 @@
         <w:pStyle w:val="ListBullet"/>
       </w:pPr>
       <w:r>
-        <w:t>十个种子上逐种子方向五正五负，无优势。</w:t>
+        <w:t>主总体上十个种子的方向五正五负，没有优势。</w:t>
       </w:r>
     </w:p>
     <w:p>

--- a/重构版论文_v4_20260915/Highlights_v4.docx
+++ b/重构版论文_v4_20260915/Highlights_v4.docx
@@ -40,7 +40,7 @@
         <w:pStyle w:val="ListBullet"/>
       </w:pPr>
       <w:r>
-        <w:t>Feature-value corruption costs far more accuracy than corrupted labels.</w:t>
+        <w:t>Uncapped 14,250,000 rows: arms differ by 0.000009; device holdouts tie.</w:t>
       </w:r>
     </w:p>
     <w:p>
@@ -89,7 +89,7 @@
         <w:pStyle w:val="ListBullet"/>
       </w:pPr>
       <w:r>
-        <w:t>特征值污染造成的精度损失远大于标签污染。</w:t>
+        <w:t>不限上限的 14 250 000 行上两臂只差 0.000009，逐设备留出下依然持平。</w:t>
       </w:r>
     </w:p>
     <w:p>

--- a/重构版论文_v4_20260915/Highlights_v4.docx
+++ b/重构版论文_v4_20260915/Highlights_v4.docx
@@ -16,7 +16,7 @@
         <w:pStyle w:val="ListBullet"/>
       </w:pPr>
       <w:r>
-        <w:t>Weighting matches equal voting on capped data but loses 0.005533 on the full corpus.</w:t>
+        <w:t>A ten-seed scale ladder separates population effects from aggregation effects.</w:t>
       </w:r>
     </w:p>
     <w:p>
@@ -24,7 +24,7 @@
         <w:pStyle w:val="ListBullet"/>
       </w:pPr>
       <w:r>
-        <w:t>Across ten seeds on the primary population the sign splits five to five.</w:t>
+        <w:t>Weighting ties equal voting when capped but loses 0.005533 on the full corpus.</w:t>
       </w:r>
     </w:p>
     <w:p>
@@ -32,7 +32,7 @@
         <w:pStyle w:val="ListBullet"/>
       </w:pPr>
       <w:r>
-        <w:t>99.91% of test rows are provably immune to the gate; no row changes label.</w:t>
+        <w:t>The gate changes 1 label in 79,860 predictions; weight entropy is 0.99998.</w:t>
       </w:r>
     </w:p>
     <w:p>
@@ -40,7 +40,7 @@
         <w:pStyle w:val="ListBullet"/>
       </w:pPr>
       <w:r>
-        <w:t>Uncapped 14,250,000 rows: arms differ by 0.000009; device holdouts tie.</w:t>
+        <w:t>Member-quality dilution predicts the deficit within 14% on all three rungs.</w:t>
       </w:r>
     </w:p>
     <w:p>
@@ -48,7 +48,7 @@
         <w:pStyle w:val="ListBullet"/>
       </w:pPr>
       <w:r>
-        <w:t>Protocol choices move Macro-F1 by 0.0725, against 0.0005 for the aggregation rule.</w:t>
+        <w:t>Protocol effects reach 0.0725 Macro-F1, nine times the aggregation effect.</w:t>
       </w:r>
     </w:p>
     <w:p>
@@ -65,6 +65,14 @@
         <w:pStyle w:val="ListBullet"/>
       </w:pPr>
       <w:r>
+        <w:t>十种子三级规模阶梯把总体效应与聚合效应分开。</w:t>
+      </w:r>
+    </w:p>
+    <w:p>
+      <w:pPr>
+        <w:pStyle w:val="ListBullet"/>
+      </w:pPr>
+      <w:r>
         <w:t>条件加权在截断总体上与等权持平，全语料上反而落后 0.005533。</w:t>
       </w:r>
     </w:p>
@@ -73,7 +81,7 @@
         <w:pStyle w:val="ListBullet"/>
       </w:pPr>
       <w:r>
-        <w:t>主总体上十个种子的方向五正五负，没有优势。</w:t>
+        <w:t>门控在 79 860 条预测中只改判 1 条，归一化权重熵为 0.99998。</w:t>
       </w:r>
     </w:p>
     <w:p>
@@ -81,7 +89,7 @@
         <w:pStyle w:val="ListBullet"/>
       </w:pPr>
       <w:r>
-        <w:t>99.91% 的测试行可被证明不受门控影响，实际改判 0 条。</w:t>
+        <w:t>成员质量稀释在三级上均以 14% 以内的误差预测劣势量级。</w:t>
       </w:r>
     </w:p>
     <w:p>
@@ -89,15 +97,7 @@
         <w:pStyle w:val="ListBullet"/>
       </w:pPr>
       <w:r>
-        <w:t>不限上限的 14 250 000 行上两臂只差 0.000009，逐设备留出下依然持平。</w:t>
-      </w:r>
-    </w:p>
-    <w:p>
-      <w:pPr>
-        <w:pStyle w:val="ListBullet"/>
-      </w:pPr>
-      <w:r>
-        <w:t>类别先验带来的差异为 0.0725，而聚合策略仅 0.0005。</w:t>
+        <w:t>协议效应达 0.0725，约为聚合效应的九倍。</w:t>
       </w:r>
     </w:p>
     <w:sectPr>
